--- a/2606/Aspire/Qwen/Aspire_Gateway_Cloudes_Http_Развитие_Ситстемы_Облаков_.docx
+++ b/2606/Aspire/Qwen/Aspire_Gateway_Cloudes_Http_Развитие_Ситстемы_Облаков_.docx
@@ -19873,9 +19873,9 @@
           <w:sz w:val="27"/>
           <w:szCs w:val="27"/>
           <w:bdr w:val="single" w:sz="2" w:space="0" w:color="E3E3E3" w:frame="1"/>
-          <w:lang w:val="ru-RU"/>
-        </w:rPr>
-      </w:pPr>
+        </w:rPr>
+      </w:pPr>
+      <w:proofErr w:type="spellStart"/>
       <w:r>
         <w:rPr>
           <w:rFonts w:ascii="Arial Black" w:eastAsia="Times New Roman" w:hAnsi="Arial Black" w:cs="Arial"/>
@@ -19897,7 +19897,6 @@
           <w:sz w:val="27"/>
           <w:szCs w:val="27"/>
           <w:bdr w:val="single" w:sz="2" w:space="0" w:color="E3E3E3" w:frame="1"/>
-          <w:lang w:val="ru-RU"/>
         </w:rPr>
         <w:t>.</w:t>
       </w:r>
@@ -19913,16 +19912,16 @@
         </w:rPr>
         <w:t>Web</w:t>
       </w:r>
-      <w:r>
-        <w:rPr>
-          <w:rFonts w:ascii="Arial Black" w:eastAsia="Times New Roman" w:hAnsi="Arial Black" w:cs="Arial"/>
-          <w:b/>
-          <w:bCs/>
-          <w:color w:val="222222"/>
-          <w:sz w:val="27"/>
-          <w:szCs w:val="27"/>
-          <w:bdr w:val="single" w:sz="2" w:space="0" w:color="E3E3E3" w:frame="1"/>
-          <w:lang w:val="ru-RU"/>
+      <w:proofErr w:type="spellEnd"/>
+      <w:r>
+        <w:rPr>
+          <w:rFonts w:ascii="Arial Black" w:eastAsia="Times New Roman" w:hAnsi="Arial Black" w:cs="Arial"/>
+          <w:b/>
+          <w:bCs/>
+          <w:color w:val="222222"/>
+          <w:sz w:val="27"/>
+          <w:szCs w:val="27"/>
+          <w:bdr w:val="single" w:sz="2" w:space="0" w:color="E3E3E3" w:frame="1"/>
         </w:rPr>
         <w:t xml:space="preserve"> | </w:t>
       </w:r>
@@ -19947,10 +19946,10 @@
           <w:sz w:val="27"/>
           <w:szCs w:val="27"/>
           <w:bdr w:val="single" w:sz="2" w:space="0" w:color="E3E3E3" w:frame="1"/>
-          <w:lang w:val="ru-RU"/>
         </w:rPr>
         <w:t xml:space="preserve"> </w:t>
       </w:r>
+      <w:proofErr w:type="spellStart"/>
       <w:r>
         <w:rPr>
           <w:rFonts w:ascii="Arial Black" w:eastAsia="Times New Roman" w:hAnsi="Arial Black" w:cs="Arial"/>
@@ -19972,7 +19971,6 @@
           <w:sz w:val="27"/>
           <w:szCs w:val="27"/>
           <w:bdr w:val="single" w:sz="2" w:space="0" w:color="E3E3E3" w:frame="1"/>
-          <w:lang w:val="ru-RU"/>
         </w:rPr>
         <w:t>.</w:t>
       </w:r>
@@ -19988,19 +19986,20 @@
         </w:rPr>
         <w:t>Gateway</w:t>
       </w:r>
-      <w:r>
-        <w:rPr>
-          <w:rFonts w:ascii="Arial Black" w:eastAsia="Times New Roman" w:hAnsi="Arial Black" w:cs="Arial"/>
-          <w:b/>
-          <w:bCs/>
-          <w:color w:val="222222"/>
-          <w:sz w:val="27"/>
-          <w:szCs w:val="27"/>
-          <w:bdr w:val="single" w:sz="2" w:space="0" w:color="E3E3E3" w:frame="1"/>
-          <w:lang w:val="ru-RU"/>
+      <w:proofErr w:type="spellEnd"/>
+      <w:r>
+        <w:rPr>
+          <w:rFonts w:ascii="Arial Black" w:eastAsia="Times New Roman" w:hAnsi="Arial Black" w:cs="Arial"/>
+          <w:b/>
+          <w:bCs/>
+          <w:color w:val="222222"/>
+          <w:sz w:val="27"/>
+          <w:szCs w:val="27"/>
+          <w:bdr w:val="single" w:sz="2" w:space="0" w:color="E3E3E3" w:frame="1"/>
         </w:rPr>
         <w:t xml:space="preserve"> | +--&gt; </w:t>
       </w:r>
+      <w:proofErr w:type="spellStart"/>
       <w:proofErr w:type="gramStart"/>
       <w:r>
         <w:rPr>
@@ -20023,11 +20022,9 @@
           <w:sz w:val="27"/>
           <w:szCs w:val="27"/>
           <w:bdr w:val="single" w:sz="2" w:space="0" w:color="E3E3E3" w:frame="1"/>
-          <w:lang w:val="ru-RU"/>
         </w:rPr>
         <w:t>.</w:t>
       </w:r>
-      <w:proofErr w:type="spellStart"/>
       <w:r>
         <w:rPr>
           <w:rFonts w:ascii="Arial Black" w:eastAsia="Times New Roman" w:hAnsi="Arial Black" w:cs="Arial"/>
@@ -20040,17 +20037,15 @@
         </w:rPr>
         <w:t>Api</w:t>
       </w:r>
-      <w:proofErr w:type="spellEnd"/>
-      <w:r>
-        <w:rPr>
-          <w:rFonts w:ascii="Arial Black" w:eastAsia="Times New Roman" w:hAnsi="Arial Black" w:cs="Arial"/>
-          <w:b/>
-          <w:bCs/>
-          <w:color w:val="222222"/>
-          <w:sz w:val="27"/>
-          <w:szCs w:val="27"/>
-          <w:bdr w:val="single" w:sz="2" w:space="0" w:color="E3E3E3" w:frame="1"/>
-          <w:lang w:val="ru-RU"/>
+      <w:r>
+        <w:rPr>
+          <w:rFonts w:ascii="Arial Black" w:eastAsia="Times New Roman" w:hAnsi="Arial Black" w:cs="Arial"/>
+          <w:b/>
+          <w:bCs/>
+          <w:color w:val="222222"/>
+          <w:sz w:val="27"/>
+          <w:szCs w:val="27"/>
+          <w:bdr w:val="single" w:sz="2" w:space="0" w:color="E3E3E3" w:frame="1"/>
         </w:rPr>
         <w:t>.</w:t>
       </w:r>
@@ -20066,6 +20061,7 @@
         </w:rPr>
         <w:t>Orders</w:t>
       </w:r>
+      <w:proofErr w:type="spellEnd"/>
       <w:proofErr w:type="gramEnd"/>
       <w:r>
         <w:rPr>
@@ -20076,10 +20072,10 @@
           <w:sz w:val="27"/>
           <w:szCs w:val="27"/>
           <w:bdr w:val="single" w:sz="2" w:space="0" w:color="E3E3E3" w:frame="1"/>
-          <w:lang w:val="ru-RU"/>
         </w:rPr>
         <w:t xml:space="preserve"> +--&gt; </w:t>
       </w:r>
+      <w:proofErr w:type="spellStart"/>
       <w:r>
         <w:rPr>
           <w:rFonts w:ascii="Arial Black" w:eastAsia="Times New Roman" w:hAnsi="Arial Black" w:cs="Arial"/>
@@ -20101,11 +20097,9 @@
           <w:sz w:val="27"/>
           <w:szCs w:val="27"/>
           <w:bdr w:val="single" w:sz="2" w:space="0" w:color="E3E3E3" w:frame="1"/>
-          <w:lang w:val="ru-RU"/>
         </w:rPr>
         <w:t>.</w:t>
       </w:r>
-      <w:proofErr w:type="spellStart"/>
       <w:r>
         <w:rPr>
           <w:rFonts w:ascii="Arial Black" w:eastAsia="Times New Roman" w:hAnsi="Arial Black" w:cs="Arial"/>
@@ -20118,21 +20112,18 @@
         </w:rPr>
         <w:t>Api</w:t>
       </w:r>
-      <w:proofErr w:type="spellEnd"/>
-      <w:r>
-        <w:rPr>
-          <w:rFonts w:ascii="Arial Black" w:eastAsia="Times New Roman" w:hAnsi="Arial Black" w:cs="Arial"/>
-          <w:b/>
-          <w:bCs/>
-          <w:color w:val="222222"/>
-          <w:sz w:val="27"/>
-          <w:szCs w:val="27"/>
-          <w:bdr w:val="single" w:sz="2" w:space="0" w:color="E3E3E3" w:frame="1"/>
-          <w:lang w:val="ru-RU"/>
+      <w:r>
+        <w:rPr>
+          <w:rFonts w:ascii="Arial Black" w:eastAsia="Times New Roman" w:hAnsi="Arial Black" w:cs="Arial"/>
+          <w:b/>
+          <w:bCs/>
+          <w:color w:val="222222"/>
+          <w:sz w:val="27"/>
+          <w:szCs w:val="27"/>
+          <w:bdr w:val="single" w:sz="2" w:space="0" w:color="E3E3E3" w:frame="1"/>
         </w:rPr>
         <w:t>.</w:t>
       </w:r>
-      <w:proofErr w:type="spellStart"/>
       <w:r>
         <w:rPr>
           <w:rFonts w:ascii="Arial Black" w:eastAsia="Times New Roman" w:hAnsi="Arial Black" w:cs="Arial"/>
@@ -32408,7 +32399,6 @@
           <w:sz w:val="20"/>
           <w:szCs w:val="20"/>
           <w:bdr w:val="single" w:sz="2" w:space="0" w:color="E3E3E3" w:frame="1"/>
-          <w:lang w:val="ru-RU"/>
         </w:rPr>
       </w:pPr>
       <w:r>
@@ -32429,7 +32419,6 @@
           <w:sz w:val="20"/>
           <w:szCs w:val="20"/>
           <w:bdr w:val="single" w:sz="2" w:space="0" w:color="E3E3E3" w:frame="1"/>
-          <w:lang w:val="ru-RU"/>
         </w:rPr>
         <w:t xml:space="preserve"> </w:t>
       </w:r>
@@ -32450,7 +32439,6 @@
           <w:sz w:val="20"/>
           <w:szCs w:val="20"/>
           <w:bdr w:val="single" w:sz="2" w:space="0" w:color="E3E3E3" w:frame="1"/>
-          <w:lang w:val="ru-RU"/>
         </w:rPr>
         <w:t xml:space="preserve"> </w:t>
       </w:r>
@@ -32473,7 +32461,6 @@
           <w:sz w:val="20"/>
           <w:szCs w:val="20"/>
           <w:bdr w:val="single" w:sz="2" w:space="0" w:color="E3E3E3" w:frame="1"/>
-          <w:lang w:val="ru-RU"/>
         </w:rPr>
         <w:t xml:space="preserve"> </w:t>
       </w:r>
@@ -32485,7 +32472,6 @@
           <w:sz w:val="20"/>
           <w:szCs w:val="20"/>
           <w:bdr w:val="single" w:sz="2" w:space="0" w:color="E3E3E3" w:frame="1"/>
-          <w:lang w:val="ru-RU"/>
         </w:rPr>
         <w:t xml:space="preserve">{ </w:t>
       </w:r>
@@ -32507,7 +32493,6 @@
           <w:sz w:val="20"/>
           <w:szCs w:val="20"/>
           <w:bdr w:val="single" w:sz="2" w:space="0" w:color="E3E3E3" w:frame="1"/>
-          <w:lang w:val="ru-RU"/>
         </w:rPr>
         <w:t xml:space="preserve"> </w:t>
       </w:r>
@@ -32530,7 +32515,6 @@
           <w:sz w:val="20"/>
           <w:szCs w:val="20"/>
           <w:bdr w:val="single" w:sz="2" w:space="0" w:color="E3E3E3" w:frame="1"/>
-          <w:lang w:val="ru-RU"/>
         </w:rPr>
         <w:t xml:space="preserve"> { </w:t>
       </w:r>
@@ -32551,7 +32535,6 @@
           <w:sz w:val="20"/>
           <w:szCs w:val="20"/>
           <w:bdr w:val="single" w:sz="2" w:space="0" w:color="E3E3E3" w:frame="1"/>
-          <w:lang w:val="ru-RU"/>
         </w:rPr>
         <w:t xml:space="preserve">; } </w:t>
       </w:r>
@@ -32572,7 +32555,6 @@
           <w:sz w:val="20"/>
           <w:szCs w:val="20"/>
           <w:bdr w:val="single" w:sz="2" w:space="0" w:color="E3E3E3" w:frame="1"/>
-          <w:lang w:val="ru-RU"/>
         </w:rPr>
         <w:t xml:space="preserve"> </w:t>
       </w:r>
@@ -32595,7 +32577,6 @@
           <w:sz w:val="20"/>
           <w:szCs w:val="20"/>
           <w:bdr w:val="single" w:sz="2" w:space="0" w:color="E3E3E3" w:frame="1"/>
-          <w:lang w:val="ru-RU"/>
         </w:rPr>
         <w:t>(</w:t>
       </w:r>
@@ -32618,7 +32599,6 @@
           <w:sz w:val="20"/>
           <w:szCs w:val="20"/>
           <w:bdr w:val="single" w:sz="2" w:space="0" w:color="E3E3E3" w:frame="1"/>
-          <w:lang w:val="ru-RU"/>
         </w:rPr>
         <w:t xml:space="preserve"> </w:t>
       </w:r>
@@ -32641,7 +32621,6 @@
           <w:sz w:val="20"/>
           <w:szCs w:val="20"/>
           <w:bdr w:val="single" w:sz="2" w:space="0" w:color="E3E3E3" w:frame="1"/>
-          <w:lang w:val="ru-RU"/>
         </w:rPr>
         <w:t xml:space="preserve">); </w:t>
       </w:r>
@@ -32656,7 +32635,6 @@
           <w:sz w:val="20"/>
           <w:szCs w:val="20"/>
           <w:bdr w:val="single" w:sz="2" w:space="0" w:color="E3E3E3" w:frame="1"/>
-          <w:lang w:val="ru-RU"/>
         </w:rPr>
       </w:pPr>
       <w:r>
@@ -32676,7 +32654,6 @@
           <w:sz w:val="20"/>
           <w:szCs w:val="20"/>
           <w:bdr w:val="single" w:sz="2" w:space="0" w:color="E3E3E3" w:frame="1"/>
-          <w:lang w:val="ru-RU"/>
         </w:rPr>
         <w:t xml:space="preserve"> </w:t>
       </w:r>
@@ -32700,7 +32677,6 @@
           <w:sz w:val="20"/>
           <w:szCs w:val="20"/>
           <w:bdr w:val="single" w:sz="2" w:space="0" w:color="E3E3E3" w:frame="1"/>
-          <w:lang w:val="ru-RU"/>
         </w:rPr>
         <w:t>(</w:t>
       </w:r>
@@ -32724,7 +32700,6 @@
           <w:sz w:val="20"/>
           <w:szCs w:val="20"/>
           <w:bdr w:val="single" w:sz="2" w:space="0" w:color="E3E3E3" w:frame="1"/>
-          <w:lang w:val="ru-RU"/>
         </w:rPr>
         <w:t xml:space="preserve"> </w:t>
       </w:r>
@@ -32747,9 +32722,113 @@
           <w:sz w:val="20"/>
           <w:szCs w:val="20"/>
           <w:bdr w:val="single" w:sz="2" w:space="0" w:color="E3E3E3" w:frame="1"/>
-          <w:lang w:val="ru-RU"/>
-        </w:rPr>
-        <w:t xml:space="preserve">); // Входящее сообщение из внешнего мира </w:t>
+        </w:rPr>
+        <w:t xml:space="preserve">); // </w:t>
+      </w:r>
+      <w:r>
+        <w:rPr>
+          <w:rFonts w:ascii="Arial Black" w:eastAsia="Times New Roman" w:hAnsi="Arial Black" w:cs="Arial"/>
+          <w:color w:val="222222"/>
+          <w:sz w:val="20"/>
+          <w:szCs w:val="20"/>
+          <w:bdr w:val="single" w:sz="2" w:space="0" w:color="E3E3E3" w:frame="1"/>
+          <w:lang w:val="ru-RU"/>
+        </w:rPr>
+        <w:t>Входящее</w:t>
+      </w:r>
+      <w:r>
+        <w:rPr>
+          <w:rFonts w:ascii="Arial Black" w:eastAsia="Times New Roman" w:hAnsi="Arial Black" w:cs="Arial"/>
+          <w:color w:val="222222"/>
+          <w:sz w:val="20"/>
+          <w:szCs w:val="20"/>
+          <w:bdr w:val="single" w:sz="2" w:space="0" w:color="E3E3E3" w:frame="1"/>
+        </w:rPr>
+        <w:t xml:space="preserve"> </w:t>
+      </w:r>
+      <w:r>
+        <w:rPr>
+          <w:rFonts w:ascii="Arial Black" w:eastAsia="Times New Roman" w:hAnsi="Arial Black" w:cs="Arial"/>
+          <w:color w:val="222222"/>
+          <w:sz w:val="20"/>
+          <w:szCs w:val="20"/>
+          <w:bdr w:val="single" w:sz="2" w:space="0" w:color="E3E3E3" w:frame="1"/>
+          <w:lang w:val="ru-RU"/>
+        </w:rPr>
+        <w:t>сообщение</w:t>
+      </w:r>
+      <w:r>
+        <w:rPr>
+          <w:rFonts w:ascii="Arial Black" w:eastAsia="Times New Roman" w:hAnsi="Arial Black" w:cs="Arial"/>
+          <w:color w:val="222222"/>
+          <w:sz w:val="20"/>
+          <w:szCs w:val="20"/>
+          <w:bdr w:val="single" w:sz="2" w:space="0" w:color="E3E3E3" w:frame="1"/>
+        </w:rPr>
+        <w:t xml:space="preserve"> </w:t>
+      </w:r>
+      <w:r>
+        <w:rPr>
+          <w:rFonts w:ascii="Arial Black" w:eastAsia="Times New Roman" w:hAnsi="Arial Black" w:cs="Arial"/>
+          <w:color w:val="222222"/>
+          <w:sz w:val="20"/>
+          <w:szCs w:val="20"/>
+          <w:bdr w:val="single" w:sz="2" w:space="0" w:color="E3E3E3" w:frame="1"/>
+          <w:lang w:val="ru-RU"/>
+        </w:rPr>
+        <w:t>из</w:t>
+      </w:r>
+      <w:r>
+        <w:rPr>
+          <w:rFonts w:ascii="Arial Black" w:eastAsia="Times New Roman" w:hAnsi="Arial Black" w:cs="Arial"/>
+          <w:color w:val="222222"/>
+          <w:sz w:val="20"/>
+          <w:szCs w:val="20"/>
+          <w:bdr w:val="single" w:sz="2" w:space="0" w:color="E3E3E3" w:frame="1"/>
+        </w:rPr>
+        <w:t xml:space="preserve"> </w:t>
+      </w:r>
+      <w:r>
+        <w:rPr>
+          <w:rFonts w:ascii="Arial Black" w:eastAsia="Times New Roman" w:hAnsi="Arial Black" w:cs="Arial"/>
+          <w:color w:val="222222"/>
+          <w:sz w:val="20"/>
+          <w:szCs w:val="20"/>
+          <w:bdr w:val="single" w:sz="2" w:space="0" w:color="E3E3E3" w:frame="1"/>
+          <w:lang w:val="ru-RU"/>
+        </w:rPr>
+        <w:t>внешнего</w:t>
+      </w:r>
+      <w:r>
+        <w:rPr>
+          <w:rFonts w:ascii="Arial Black" w:eastAsia="Times New Roman" w:hAnsi="Arial Black" w:cs="Arial"/>
+          <w:color w:val="222222"/>
+          <w:sz w:val="20"/>
+          <w:szCs w:val="20"/>
+          <w:bdr w:val="single" w:sz="2" w:space="0" w:color="E3E3E3" w:frame="1"/>
+        </w:rPr>
+        <w:t xml:space="preserve"> </w:t>
+      </w:r>
+      <w:r>
+        <w:rPr>
+          <w:rFonts w:ascii="Arial Black" w:eastAsia="Times New Roman" w:hAnsi="Arial Black" w:cs="Arial"/>
+          <w:color w:val="222222"/>
+          <w:sz w:val="20"/>
+          <w:szCs w:val="20"/>
+          <w:bdr w:val="single" w:sz="2" w:space="0" w:color="E3E3E3" w:frame="1"/>
+          <w:lang w:val="ru-RU"/>
+        </w:rPr>
+        <w:t>мира</w:t>
+      </w:r>
+      <w:r>
+        <w:rPr>
+          <w:rFonts w:ascii="Arial Black" w:eastAsia="Times New Roman" w:hAnsi="Arial Black" w:cs="Arial"/>
+          <w:color w:val="222222"/>
+          <w:sz w:val="20"/>
+          <w:szCs w:val="20"/>
+          <w:bdr w:val="single" w:sz="2" w:space="0" w:color="E3E3E3" w:frame="1"/>
+        </w:rPr>
+        <w:t xml:space="preserve"> </w:t>
       </w:r>
       <w:proofErr w:type="spellStart"/>
       <w:r>
@@ -32770,7 +32849,6 @@
           <w:sz w:val="20"/>
           <w:szCs w:val="20"/>
           <w:bdr w:val="single" w:sz="2" w:space="0" w:color="E3E3E3" w:frame="1"/>
-          <w:lang w:val="ru-RU"/>
         </w:rPr>
         <w:t>&lt;</w:t>
       </w:r>
@@ -32793,7 +32871,6 @@
           <w:sz w:val="20"/>
           <w:szCs w:val="20"/>
           <w:bdr w:val="single" w:sz="2" w:space="0" w:color="E3E3E3" w:frame="1"/>
-          <w:lang w:val="ru-RU"/>
         </w:rPr>
         <w:t xml:space="preserve">&gt; </w:t>
       </w:r>
@@ -32816,7 +32893,6 @@
           <w:sz w:val="20"/>
           <w:szCs w:val="20"/>
           <w:bdr w:val="single" w:sz="2" w:space="0" w:color="E3E3E3" w:frame="1"/>
-          <w:lang w:val="ru-RU"/>
         </w:rPr>
         <w:t>(</w:t>
       </w:r>
@@ -32839,7 +32915,6 @@
           <w:sz w:val="20"/>
           <w:szCs w:val="20"/>
           <w:bdr w:val="single" w:sz="2" w:space="0" w:color="E3E3E3" w:frame="1"/>
-          <w:lang w:val="ru-RU"/>
         </w:rPr>
         <w:t xml:space="preserve"> </w:t>
       </w:r>
@@ -32862,9 +32937,113 @@
           <w:sz w:val="20"/>
           <w:szCs w:val="20"/>
           <w:bdr w:val="single" w:sz="2" w:space="0" w:color="E3E3E3" w:frame="1"/>
-          <w:lang w:val="ru-RU"/>
-        </w:rPr>
-        <w:t xml:space="preserve">); // Исходящее сообщение во внешний мир </w:t>
+        </w:rPr>
+        <w:t xml:space="preserve">); // </w:t>
+      </w:r>
+      <w:r>
+        <w:rPr>
+          <w:rFonts w:ascii="Arial Black" w:eastAsia="Times New Roman" w:hAnsi="Arial Black" w:cs="Arial"/>
+          <w:color w:val="222222"/>
+          <w:sz w:val="20"/>
+          <w:szCs w:val="20"/>
+          <w:bdr w:val="single" w:sz="2" w:space="0" w:color="E3E3E3" w:frame="1"/>
+          <w:lang w:val="ru-RU"/>
+        </w:rPr>
+        <w:t>Исходящее</w:t>
+      </w:r>
+      <w:r>
+        <w:rPr>
+          <w:rFonts w:ascii="Arial Black" w:eastAsia="Times New Roman" w:hAnsi="Arial Black" w:cs="Arial"/>
+          <w:color w:val="222222"/>
+          <w:sz w:val="20"/>
+          <w:szCs w:val="20"/>
+          <w:bdr w:val="single" w:sz="2" w:space="0" w:color="E3E3E3" w:frame="1"/>
+        </w:rPr>
+        <w:t xml:space="preserve"> </w:t>
+      </w:r>
+      <w:r>
+        <w:rPr>
+          <w:rFonts w:ascii="Arial Black" w:eastAsia="Times New Roman" w:hAnsi="Arial Black" w:cs="Arial"/>
+          <w:color w:val="222222"/>
+          <w:sz w:val="20"/>
+          <w:szCs w:val="20"/>
+          <w:bdr w:val="single" w:sz="2" w:space="0" w:color="E3E3E3" w:frame="1"/>
+          <w:lang w:val="ru-RU"/>
+        </w:rPr>
+        <w:t>сообщение</w:t>
+      </w:r>
+      <w:r>
+        <w:rPr>
+          <w:rFonts w:ascii="Arial Black" w:eastAsia="Times New Roman" w:hAnsi="Arial Black" w:cs="Arial"/>
+          <w:color w:val="222222"/>
+          <w:sz w:val="20"/>
+          <w:szCs w:val="20"/>
+          <w:bdr w:val="single" w:sz="2" w:space="0" w:color="E3E3E3" w:frame="1"/>
+        </w:rPr>
+        <w:t xml:space="preserve"> </w:t>
+      </w:r>
+      <w:r>
+        <w:rPr>
+          <w:rFonts w:ascii="Arial Black" w:eastAsia="Times New Roman" w:hAnsi="Arial Black" w:cs="Arial"/>
+          <w:color w:val="222222"/>
+          <w:sz w:val="20"/>
+          <w:szCs w:val="20"/>
+          <w:bdr w:val="single" w:sz="2" w:space="0" w:color="E3E3E3" w:frame="1"/>
+          <w:lang w:val="ru-RU"/>
+        </w:rPr>
+        <w:t>во</w:t>
+      </w:r>
+      <w:r>
+        <w:rPr>
+          <w:rFonts w:ascii="Arial Black" w:eastAsia="Times New Roman" w:hAnsi="Arial Black" w:cs="Arial"/>
+          <w:color w:val="222222"/>
+          <w:sz w:val="20"/>
+          <w:szCs w:val="20"/>
+          <w:bdr w:val="single" w:sz="2" w:space="0" w:color="E3E3E3" w:frame="1"/>
+        </w:rPr>
+        <w:t xml:space="preserve"> </w:t>
+      </w:r>
+      <w:r>
+        <w:rPr>
+          <w:rFonts w:ascii="Arial Black" w:eastAsia="Times New Roman" w:hAnsi="Arial Black" w:cs="Arial"/>
+          <w:color w:val="222222"/>
+          <w:sz w:val="20"/>
+          <w:szCs w:val="20"/>
+          <w:bdr w:val="single" w:sz="2" w:space="0" w:color="E3E3E3" w:frame="1"/>
+          <w:lang w:val="ru-RU"/>
+        </w:rPr>
+        <w:t>внешний</w:t>
+      </w:r>
+      <w:r>
+        <w:rPr>
+          <w:rFonts w:ascii="Arial Black" w:eastAsia="Times New Roman" w:hAnsi="Arial Black" w:cs="Arial"/>
+          <w:color w:val="222222"/>
+          <w:sz w:val="20"/>
+          <w:szCs w:val="20"/>
+          <w:bdr w:val="single" w:sz="2" w:space="0" w:color="E3E3E3" w:frame="1"/>
+        </w:rPr>
+        <w:t xml:space="preserve"> </w:t>
+      </w:r>
+      <w:r>
+        <w:rPr>
+          <w:rFonts w:ascii="Arial Black" w:eastAsia="Times New Roman" w:hAnsi="Arial Black" w:cs="Arial"/>
+          <w:color w:val="222222"/>
+          <w:sz w:val="20"/>
+          <w:szCs w:val="20"/>
+          <w:bdr w:val="single" w:sz="2" w:space="0" w:color="E3E3E3" w:frame="1"/>
+          <w:lang w:val="ru-RU"/>
+        </w:rPr>
+        <w:t>мир</w:t>
+      </w:r>
+      <w:r>
+        <w:rPr>
+          <w:rFonts w:ascii="Arial Black" w:eastAsia="Times New Roman" w:hAnsi="Arial Black" w:cs="Arial"/>
+          <w:color w:val="222222"/>
+          <w:sz w:val="20"/>
+          <w:szCs w:val="20"/>
+          <w:bdr w:val="single" w:sz="2" w:space="0" w:color="E3E3E3" w:frame="1"/>
+        </w:rPr>
+        <w:t xml:space="preserve"> </w:t>
       </w:r>
       <w:r>
         <w:rPr>
@@ -32883,7 +33062,6 @@
           <w:sz w:val="20"/>
           <w:szCs w:val="20"/>
           <w:bdr w:val="single" w:sz="2" w:space="0" w:color="E3E3E3" w:frame="1"/>
-          <w:lang w:val="ru-RU"/>
         </w:rPr>
         <w:t xml:space="preserve"> </w:t>
       </w:r>
@@ -32906,7 +33084,6 @@
           <w:sz w:val="20"/>
           <w:szCs w:val="20"/>
           <w:bdr w:val="single" w:sz="2" w:space="0" w:color="E3E3E3" w:frame="1"/>
-          <w:lang w:val="ru-RU"/>
         </w:rPr>
         <w:t>(</w:t>
       </w:r>
@@ -32929,7 +33106,6 @@
           <w:sz w:val="20"/>
           <w:szCs w:val="20"/>
           <w:bdr w:val="single" w:sz="2" w:space="0" w:color="E3E3E3" w:frame="1"/>
-          <w:lang w:val="ru-RU"/>
         </w:rPr>
         <w:t xml:space="preserve"> </w:t>
       </w:r>
@@ -32950,7 +33126,6 @@
           <w:sz w:val="20"/>
           <w:szCs w:val="20"/>
           <w:bdr w:val="single" w:sz="2" w:space="0" w:color="E3E3E3" w:frame="1"/>
-          <w:lang w:val="ru-RU"/>
         </w:rPr>
         <w:t xml:space="preserve">, </w:t>
       </w:r>
@@ -32973,7 +33148,6 @@
           <w:sz w:val="20"/>
           <w:szCs w:val="20"/>
           <w:bdr w:val="single" w:sz="2" w:space="0" w:color="E3E3E3" w:frame="1"/>
-          <w:lang w:val="ru-RU"/>
         </w:rPr>
         <w:t xml:space="preserve"> </w:t>
       </w:r>
@@ -32996,7 +33170,6 @@
           <w:sz w:val="20"/>
           <w:szCs w:val="20"/>
           <w:bdr w:val="single" w:sz="2" w:space="0" w:color="E3E3E3" w:frame="1"/>
-          <w:lang w:val="ru-RU"/>
         </w:rPr>
         <w:t>); }</w:t>
       </w:r>
@@ -37533,6 +37706,7 @@
           <w:sz w:val="48"/>
           <w:szCs w:val="48"/>
           <w:bdr w:val="single" w:sz="2" w:space="0" w:color="E3E3E3" w:frame="1"/>
+          <w:lang w:val="ru-RU"/>
         </w:rPr>
       </w:pPr>
       <w:r>
@@ -37545,108 +37719,10 @@
           <w:sz w:val="48"/>
           <w:szCs w:val="48"/>
           <w:bdr w:val="single" w:sz="2" w:space="0" w:color="E3E3E3" w:frame="1"/>
-        </w:rPr>
-        <w:t xml:space="preserve">9. </w:t>
-      </w:r>
-      <w:proofErr w:type="spellStart"/>
-      <w:r>
-        <w:rPr>
-          <w:rFonts w:ascii="Arial Black" w:eastAsia="Times New Roman" w:hAnsi="Arial Black" w:cs="Arial"/>
-          <w:b/>
-          <w:bCs/>
-          <w:color w:val="222222"/>
-          <w:kern w:val="36"/>
-          <w:sz w:val="48"/>
-          <w:szCs w:val="48"/>
-          <w:bdr w:val="single" w:sz="2" w:space="0" w:color="E3E3E3" w:frame="1"/>
-        </w:rPr>
-        <w:t>Связь</w:t>
-      </w:r>
-      <w:proofErr w:type="spellEnd"/>
-      <w:r>
-        <w:rPr>
-          <w:rFonts w:ascii="Arial Black" w:eastAsia="Times New Roman" w:hAnsi="Arial Black" w:cs="Arial"/>
-          <w:b/>
-          <w:bCs/>
-          <w:color w:val="222222"/>
-          <w:kern w:val="36"/>
-          <w:sz w:val="48"/>
-          <w:szCs w:val="48"/>
-          <w:bdr w:val="single" w:sz="2" w:space="0" w:color="E3E3E3" w:frame="1"/>
-        </w:rPr>
-        <w:t xml:space="preserve"> с </w:t>
-      </w:r>
-      <w:proofErr w:type="spellStart"/>
-      <w:r>
-        <w:rPr>
-          <w:rFonts w:ascii="Arial Black" w:eastAsia="Times New Roman" w:hAnsi="Arial Black" w:cs="Arial"/>
-          <w:b/>
-          <w:bCs/>
-          <w:color w:val="222222"/>
-          <w:kern w:val="36"/>
-          <w:sz w:val="48"/>
-          <w:szCs w:val="48"/>
-          <w:bdr w:val="single" w:sz="2" w:space="0" w:color="E3E3E3" w:frame="1"/>
-        </w:rPr>
-        <w:t>вашими</w:t>
-      </w:r>
-      <w:proofErr w:type="spellEnd"/>
-      <w:r>
-        <w:rPr>
-          <w:rFonts w:ascii="Arial Black" w:eastAsia="Times New Roman" w:hAnsi="Arial Black" w:cs="Arial"/>
-          <w:b/>
-          <w:bCs/>
-          <w:color w:val="222222"/>
-          <w:kern w:val="36"/>
-          <w:sz w:val="48"/>
-          <w:szCs w:val="48"/>
-          <w:bdr w:val="single" w:sz="2" w:space="0" w:color="E3E3E3" w:frame="1"/>
-        </w:rPr>
-        <w:t xml:space="preserve"> </w:t>
-      </w:r>
-      <w:proofErr w:type="spellStart"/>
-      <w:r>
-        <w:rPr>
-          <w:rFonts w:ascii="Arial Black" w:eastAsia="Times New Roman" w:hAnsi="Arial Black" w:cs="Arial"/>
-          <w:b/>
-          <w:bCs/>
-          <w:color w:val="222222"/>
-          <w:kern w:val="36"/>
-          <w:sz w:val="48"/>
-          <w:szCs w:val="48"/>
-          <w:bdr w:val="single" w:sz="2" w:space="0" w:color="E3E3E3" w:frame="1"/>
-        </w:rPr>
-        <w:t>предыдущими</w:t>
-      </w:r>
-      <w:proofErr w:type="spellEnd"/>
-      <w:r>
-        <w:rPr>
-          <w:rFonts w:ascii="Arial Black" w:eastAsia="Times New Roman" w:hAnsi="Arial Black" w:cs="Arial"/>
-          <w:b/>
-          <w:bCs/>
-          <w:color w:val="222222"/>
-          <w:kern w:val="36"/>
-          <w:sz w:val="48"/>
-          <w:szCs w:val="48"/>
-          <w:bdr w:val="single" w:sz="2" w:space="0" w:color="E3E3E3" w:frame="1"/>
-        </w:rPr>
-        <w:t xml:space="preserve"> </w:t>
-      </w:r>
-      <w:proofErr w:type="spellStart"/>
-      <w:r>
-        <w:rPr>
-          <w:rFonts w:ascii="Arial Black" w:eastAsia="Times New Roman" w:hAnsi="Arial Black" w:cs="Arial"/>
-          <w:b/>
-          <w:bCs/>
-          <w:color w:val="222222"/>
-          <w:kern w:val="36"/>
-          <w:sz w:val="48"/>
-          <w:szCs w:val="48"/>
-          <w:bdr w:val="single" w:sz="2" w:space="0" w:color="E3E3E3" w:frame="1"/>
-        </w:rPr>
-        <w:t>принципами</w:t>
-      </w:r>
-      <w:proofErr w:type="spellEnd"/>
+          <w:lang w:val="ru-RU"/>
+        </w:rPr>
+        <w:t>9. Связь с вашими предыдущими принципами</w:t>
+      </w:r>
     </w:p>
     <w:p>
       <w:pPr>
@@ -37718,9 +37794,9 @@
           <w:sz w:val="36"/>
           <w:szCs w:val="36"/>
           <w:bdr w:val="single" w:sz="2" w:space="0" w:color="E3E3E3" w:frame="1"/>
-        </w:rPr>
-      </w:pPr>
-      <w:proofErr w:type="spellStart"/>
+          <w:lang w:val="ru-RU"/>
+        </w:rPr>
+      </w:pPr>
       <w:r>
         <w:rPr>
           <w:rFonts w:ascii="Arial Black" w:eastAsia="Times New Roman" w:hAnsi="Arial Black" w:cs="Arial"/>
@@ -37731,94 +37807,10 @@
           <w:sz w:val="36"/>
           <w:szCs w:val="36"/>
           <w:bdr w:val="single" w:sz="2" w:space="0" w:color="E3E3E3" w:frame="1"/>
-        </w:rPr>
-        <w:t>Принцип</w:t>
-      </w:r>
-      <w:proofErr w:type="spellEnd"/>
-      <w:r>
-        <w:rPr>
-          <w:rFonts w:ascii="Arial Black" w:eastAsia="Times New Roman" w:hAnsi="Arial Black" w:cs="Arial"/>
-          <w:b/>
-          <w:bCs/>
-          <w:color w:val="222222"/>
-          <w:spacing w:val="-5"/>
-          <w:sz w:val="36"/>
-          <w:szCs w:val="36"/>
-          <w:bdr w:val="single" w:sz="2" w:space="0" w:color="E3E3E3" w:frame="1"/>
-        </w:rPr>
-        <w:t xml:space="preserve"> 1. </w:t>
-      </w:r>
-      <w:proofErr w:type="spellStart"/>
-      <w:r>
-        <w:rPr>
-          <w:rFonts w:ascii="Arial Black" w:eastAsia="Times New Roman" w:hAnsi="Arial Black" w:cs="Arial"/>
-          <w:b/>
-          <w:bCs/>
-          <w:color w:val="222222"/>
-          <w:spacing w:val="-5"/>
-          <w:sz w:val="36"/>
-          <w:szCs w:val="36"/>
-          <w:bdr w:val="single" w:sz="2" w:space="0" w:color="E3E3E3" w:frame="1"/>
-        </w:rPr>
-        <w:t>Код</w:t>
-      </w:r>
-      <w:proofErr w:type="spellEnd"/>
-      <w:r>
-        <w:rPr>
-          <w:rFonts w:ascii="Arial Black" w:eastAsia="Times New Roman" w:hAnsi="Arial Black" w:cs="Arial"/>
-          <w:b/>
-          <w:bCs/>
-          <w:color w:val="222222"/>
-          <w:spacing w:val="-5"/>
-          <w:sz w:val="36"/>
-          <w:szCs w:val="36"/>
-          <w:bdr w:val="single" w:sz="2" w:space="0" w:color="E3E3E3" w:frame="1"/>
-        </w:rPr>
-        <w:t xml:space="preserve"> </w:t>
-      </w:r>
-      <w:proofErr w:type="spellStart"/>
-      <w:r>
-        <w:rPr>
-          <w:rFonts w:ascii="Arial Black" w:eastAsia="Times New Roman" w:hAnsi="Arial Black" w:cs="Arial"/>
-          <w:b/>
-          <w:bCs/>
-          <w:color w:val="222222"/>
-          <w:spacing w:val="-5"/>
-          <w:sz w:val="36"/>
-          <w:szCs w:val="36"/>
-          <w:bdr w:val="single" w:sz="2" w:space="0" w:color="E3E3E3" w:frame="1"/>
-        </w:rPr>
-        <w:t>как</w:t>
-      </w:r>
-      <w:proofErr w:type="spellEnd"/>
-      <w:r>
-        <w:rPr>
-          <w:rFonts w:ascii="Arial Black" w:eastAsia="Times New Roman" w:hAnsi="Arial Black" w:cs="Arial"/>
-          <w:b/>
-          <w:bCs/>
-          <w:color w:val="222222"/>
-          <w:spacing w:val="-5"/>
-          <w:sz w:val="36"/>
-          <w:szCs w:val="36"/>
-          <w:bdr w:val="single" w:sz="2" w:space="0" w:color="E3E3E3" w:frame="1"/>
-        </w:rPr>
-        <w:t xml:space="preserve"> </w:t>
-      </w:r>
-      <w:proofErr w:type="spellStart"/>
-      <w:r>
-        <w:rPr>
-          <w:rFonts w:ascii="Arial Black" w:eastAsia="Times New Roman" w:hAnsi="Arial Black" w:cs="Arial"/>
-          <w:b/>
-          <w:bCs/>
-          <w:color w:val="222222"/>
-          <w:spacing w:val="-5"/>
-          <w:sz w:val="36"/>
-          <w:szCs w:val="36"/>
-          <w:bdr w:val="single" w:sz="2" w:space="0" w:color="E3E3E3" w:frame="1"/>
-        </w:rPr>
-        <w:t>конституция</w:t>
-      </w:r>
-      <w:proofErr w:type="spellEnd"/>
+          <w:lang w:val="ru-RU"/>
+        </w:rPr>
+        <w:t>Принцип 1. Код как конституция</w:t>
+      </w:r>
     </w:p>
     <w:p>
       <w:pPr>
@@ -38751,17 +38743,39 @@
           <w:sz w:val="20"/>
           <w:szCs w:val="20"/>
           <w:bdr w:val="single" w:sz="2" w:space="0" w:color="E3E3E3" w:frame="1"/>
-        </w:rPr>
-      </w:pPr>
-      <w:r>
-        <w:rPr>
-          <w:rFonts w:ascii="Arial Black" w:eastAsia="Times New Roman" w:hAnsi="Arial Black" w:cs="Arial"/>
-          <w:color w:val="222222"/>
-          <w:sz w:val="20"/>
-          <w:szCs w:val="20"/>
-          <w:bdr w:val="single" w:sz="2" w:space="0" w:color="E3E3E3" w:frame="1"/>
-        </w:rPr>
-        <w:t>HTTP + Outbox</w:t>
+          <w:lang w:val="ru-RU"/>
+        </w:rPr>
+      </w:pPr>
+      <w:r>
+        <w:rPr>
+          <w:rFonts w:ascii="Arial Black" w:eastAsia="Times New Roman" w:hAnsi="Arial Black" w:cs="Arial"/>
+          <w:color w:val="222222"/>
+          <w:sz w:val="20"/>
+          <w:szCs w:val="20"/>
+          <w:bdr w:val="single" w:sz="2" w:space="0" w:color="E3E3E3" w:frame="1"/>
+        </w:rPr>
+        <w:t>HTTP</w:t>
+      </w:r>
+      <w:r>
+        <w:rPr>
+          <w:rFonts w:ascii="Arial Black" w:eastAsia="Times New Roman" w:hAnsi="Arial Black" w:cs="Arial"/>
+          <w:color w:val="222222"/>
+          <w:sz w:val="20"/>
+          <w:szCs w:val="20"/>
+          <w:bdr w:val="single" w:sz="2" w:space="0" w:color="E3E3E3" w:frame="1"/>
+          <w:lang w:val="ru-RU"/>
+        </w:rPr>
+        <w:t xml:space="preserve"> + </w:t>
+      </w:r>
+      <w:r>
+        <w:rPr>
+          <w:rFonts w:ascii="Arial Black" w:eastAsia="Times New Roman" w:hAnsi="Arial Black" w:cs="Arial"/>
+          <w:color w:val="222222"/>
+          <w:sz w:val="20"/>
+          <w:szCs w:val="20"/>
+          <w:bdr w:val="single" w:sz="2" w:space="0" w:color="E3E3E3" w:frame="1"/>
+        </w:rPr>
+        <w:t>Outbox</w:t>
       </w:r>
     </w:p>
     <w:p>
@@ -39374,9 +39388,9 @@
           <w:sz w:val="36"/>
           <w:szCs w:val="36"/>
           <w:bdr w:val="single" w:sz="2" w:space="0" w:color="E3E3E3" w:frame="1"/>
-        </w:rPr>
-      </w:pPr>
-      <w:proofErr w:type="spellStart"/>
+          <w:lang w:val="ru-RU"/>
+        </w:rPr>
+      </w:pPr>
       <w:r>
         <w:rPr>
           <w:rFonts w:ascii="Arial Black" w:eastAsia="Times New Roman" w:hAnsi="Arial Black" w:cs="Arial"/>
@@ -39387,10 +39401,10 @@
           <w:sz w:val="36"/>
           <w:szCs w:val="36"/>
           <w:bdr w:val="single" w:sz="2" w:space="0" w:color="E3E3E3" w:frame="1"/>
-        </w:rPr>
-        <w:t>Вариант</w:t>
-      </w:r>
-      <w:proofErr w:type="spellEnd"/>
+          <w:lang w:val="ru-RU"/>
+        </w:rPr>
+        <w:t xml:space="preserve">Вариант 1. Через </w:t>
+      </w:r>
       <w:r>
         <w:rPr>
           <w:rFonts w:ascii="Arial Black" w:eastAsia="Times New Roman" w:hAnsi="Arial Black" w:cs="Arial"/>
@@ -39402,35 +39416,7 @@
           <w:szCs w:val="36"/>
           <w:bdr w:val="single" w:sz="2" w:space="0" w:color="E3E3E3" w:frame="1"/>
         </w:rPr>
-        <w:t xml:space="preserve"> 1. </w:t>
-      </w:r>
-      <w:proofErr w:type="spellStart"/>
-      <w:r>
-        <w:rPr>
-          <w:rFonts w:ascii="Arial Black" w:eastAsia="Times New Roman" w:hAnsi="Arial Black" w:cs="Arial"/>
-          <w:b/>
-          <w:bCs/>
-          <w:color w:val="222222"/>
-          <w:spacing w:val="-5"/>
-          <w:sz w:val="36"/>
-          <w:szCs w:val="36"/>
-          <w:bdr w:val="single" w:sz="2" w:space="0" w:color="E3E3E3" w:frame="1"/>
-        </w:rPr>
-        <w:t>Через</w:t>
-      </w:r>
-      <w:proofErr w:type="spellEnd"/>
-      <w:r>
-        <w:rPr>
-          <w:rFonts w:ascii="Arial Black" w:eastAsia="Times New Roman" w:hAnsi="Arial Black" w:cs="Arial"/>
-          <w:b/>
-          <w:bCs/>
-          <w:color w:val="222222"/>
-          <w:spacing w:val="-5"/>
-          <w:sz w:val="36"/>
-          <w:szCs w:val="36"/>
-          <w:bdr w:val="single" w:sz="2" w:space="0" w:color="E3E3E3" w:frame="1"/>
-        </w:rPr>
-        <w:t xml:space="preserve"> HTTP</w:t>
+        <w:t>HTTP</w:t>
       </w:r>
     </w:p>
     <w:p>
@@ -39711,9 +39697,9 @@
           <w:sz w:val="24"/>
           <w:szCs w:val="24"/>
           <w:bdr w:val="single" w:sz="2" w:space="0" w:color="E3E3E3" w:frame="1"/>
-        </w:rPr>
-      </w:pPr>
-      <w:proofErr w:type="spellStart"/>
+          <w:lang w:val="ru-RU"/>
+        </w:rPr>
+      </w:pPr>
       <w:r>
         <w:rPr>
           <w:rFonts w:ascii="Arial Black" w:eastAsia="Times New Roman" w:hAnsi="Arial Black" w:cs="Arial"/>
@@ -39721,186 +39707,107 @@
           <w:sz w:val="24"/>
           <w:szCs w:val="24"/>
           <w:bdr w:val="single" w:sz="2" w:space="0" w:color="E3E3E3" w:frame="1"/>
-        </w:rPr>
-        <w:t>Тогда</w:t>
-      </w:r>
-      <w:proofErr w:type="spellEnd"/>
-      <w:r>
-        <w:rPr>
-          <w:rFonts w:ascii="Arial Black" w:eastAsia="Times New Roman" w:hAnsi="Arial Black" w:cs="Arial"/>
-          <w:color w:val="222222"/>
-          <w:sz w:val="24"/>
-          <w:szCs w:val="24"/>
-          <w:bdr w:val="single" w:sz="2" w:space="0" w:color="E3E3E3" w:frame="1"/>
-        </w:rPr>
-        <w:t>:</w:t>
-      </w:r>
-    </w:p>
-    <w:p>
-      <w:pPr>
-        <w:shd w:val="clear" w:color="auto" w:fill="FFFFFF"/>
-        <w:spacing w:after="0" w:line="240" w:lineRule="auto"/>
-        <w:rPr>
-          <w:rFonts w:ascii="Arial Black" w:eastAsia="Times New Roman" w:hAnsi="Arial Black" w:cs="Arial"/>
-          <w:color w:val="222222"/>
-          <w:sz w:val="20"/>
-          <w:szCs w:val="20"/>
-          <w:bdr w:val="single" w:sz="2" w:space="0" w:color="E3E3E3" w:frame="1"/>
-        </w:rPr>
-      </w:pPr>
-      <w:proofErr w:type="spellStart"/>
-      <w:r>
-        <w:rPr>
-          <w:rFonts w:ascii="Arial Black" w:eastAsia="Times New Roman" w:hAnsi="Arial Black" w:cs="Arial"/>
-          <w:color w:val="222222"/>
-          <w:sz w:val="20"/>
-          <w:szCs w:val="20"/>
-          <w:bdr w:val="single" w:sz="2" w:space="0" w:color="E3E3E3" w:frame="1"/>
-        </w:rPr>
-        <w:t>Ваш</w:t>
-      </w:r>
-      <w:proofErr w:type="spellEnd"/>
-      <w:r>
-        <w:rPr>
-          <w:rFonts w:ascii="Arial Black" w:eastAsia="Times New Roman" w:hAnsi="Arial Black" w:cs="Arial"/>
-          <w:color w:val="222222"/>
-          <w:sz w:val="20"/>
-          <w:szCs w:val="20"/>
-          <w:bdr w:val="single" w:sz="2" w:space="0" w:color="E3E3E3" w:frame="1"/>
-        </w:rPr>
-        <w:t xml:space="preserve"> Aspire -&gt; </w:t>
-      </w:r>
-      <w:proofErr w:type="spellStart"/>
-      <w:r>
-        <w:rPr>
-          <w:rFonts w:ascii="Arial Black" w:eastAsia="Times New Roman" w:hAnsi="Arial Black" w:cs="Arial"/>
-          <w:color w:val="222222"/>
-          <w:sz w:val="20"/>
-          <w:szCs w:val="20"/>
-          <w:bdr w:val="single" w:sz="2" w:space="0" w:color="E3E3E3" w:frame="1"/>
-        </w:rPr>
-        <w:t>розеточная</w:t>
-      </w:r>
-      <w:proofErr w:type="spellEnd"/>
-      <w:r>
-        <w:rPr>
-          <w:rFonts w:ascii="Arial Black" w:eastAsia="Times New Roman" w:hAnsi="Arial Black" w:cs="Arial"/>
-          <w:color w:val="222222"/>
-          <w:sz w:val="20"/>
-          <w:szCs w:val="20"/>
-          <w:bdr w:val="single" w:sz="2" w:space="0" w:color="E3E3E3" w:frame="1"/>
-        </w:rPr>
-        <w:t xml:space="preserve"> </w:t>
-      </w:r>
-      <w:proofErr w:type="spellStart"/>
-      <w:r>
-        <w:rPr>
-          <w:rFonts w:ascii="Arial Black" w:eastAsia="Times New Roman" w:hAnsi="Arial Black" w:cs="Arial"/>
-          <w:color w:val="222222"/>
-          <w:sz w:val="20"/>
-          <w:szCs w:val="20"/>
-          <w:bdr w:val="single" w:sz="2" w:space="0" w:color="E3E3E3" w:frame="1"/>
-        </w:rPr>
-        <w:t>панель</w:t>
-      </w:r>
-      <w:proofErr w:type="spellEnd"/>
-      <w:r>
-        <w:rPr>
-          <w:rFonts w:ascii="Arial Black" w:eastAsia="Times New Roman" w:hAnsi="Arial Black" w:cs="Arial"/>
-          <w:color w:val="222222"/>
-          <w:sz w:val="20"/>
-          <w:szCs w:val="20"/>
-          <w:bdr w:val="single" w:sz="2" w:space="0" w:color="E3E3E3" w:frame="1"/>
-        </w:rPr>
-        <w:t xml:space="preserve"> -&gt; Kafka </w:t>
-      </w:r>
-      <w:proofErr w:type="spellStart"/>
-      <w:r>
-        <w:rPr>
-          <w:rFonts w:ascii="Arial Black" w:eastAsia="Times New Roman" w:hAnsi="Arial Black" w:cs="Arial"/>
-          <w:color w:val="222222"/>
-          <w:sz w:val="20"/>
-          <w:szCs w:val="20"/>
-          <w:bdr w:val="single" w:sz="2" w:space="0" w:color="E3E3E3" w:frame="1"/>
-        </w:rPr>
-        <w:t>Чужой</w:t>
-      </w:r>
-      <w:proofErr w:type="spellEnd"/>
-      <w:r>
-        <w:rPr>
-          <w:rFonts w:ascii="Arial Black" w:eastAsia="Times New Roman" w:hAnsi="Arial Black" w:cs="Arial"/>
-          <w:color w:val="222222"/>
-          <w:sz w:val="20"/>
-          <w:szCs w:val="20"/>
-          <w:bdr w:val="single" w:sz="2" w:space="0" w:color="E3E3E3" w:frame="1"/>
-        </w:rPr>
-        <w:t xml:space="preserve"> Aspire -&gt; </w:t>
-      </w:r>
-      <w:proofErr w:type="spellStart"/>
-      <w:r>
-        <w:rPr>
-          <w:rFonts w:ascii="Arial Black" w:eastAsia="Times New Roman" w:hAnsi="Arial Black" w:cs="Arial"/>
-          <w:color w:val="222222"/>
-          <w:sz w:val="20"/>
-          <w:szCs w:val="20"/>
-          <w:bdr w:val="single" w:sz="2" w:space="0" w:color="E3E3E3" w:frame="1"/>
-        </w:rPr>
-        <w:t>его</w:t>
-      </w:r>
-      <w:proofErr w:type="spellEnd"/>
-      <w:r>
-        <w:rPr>
-          <w:rFonts w:ascii="Arial Black" w:eastAsia="Times New Roman" w:hAnsi="Arial Black" w:cs="Arial"/>
-          <w:color w:val="222222"/>
-          <w:sz w:val="20"/>
-          <w:szCs w:val="20"/>
-          <w:bdr w:val="single" w:sz="2" w:space="0" w:color="E3E3E3" w:frame="1"/>
-        </w:rPr>
-        <w:t xml:space="preserve"> </w:t>
-      </w:r>
-      <w:proofErr w:type="spellStart"/>
-      <w:r>
-        <w:rPr>
-          <w:rFonts w:ascii="Arial Black" w:eastAsia="Times New Roman" w:hAnsi="Arial Black" w:cs="Arial"/>
-          <w:color w:val="222222"/>
-          <w:sz w:val="20"/>
-          <w:szCs w:val="20"/>
-          <w:bdr w:val="single" w:sz="2" w:space="0" w:color="E3E3E3" w:frame="1"/>
-        </w:rPr>
-        <w:t>интеграционный</w:t>
-      </w:r>
-      <w:proofErr w:type="spellEnd"/>
-      <w:r>
-        <w:rPr>
-          <w:rFonts w:ascii="Arial Black" w:eastAsia="Times New Roman" w:hAnsi="Arial Black" w:cs="Arial"/>
-          <w:color w:val="222222"/>
-          <w:sz w:val="20"/>
-          <w:szCs w:val="20"/>
-          <w:bdr w:val="single" w:sz="2" w:space="0" w:color="E3E3E3" w:frame="1"/>
-        </w:rPr>
-        <w:t xml:space="preserve"> </w:t>
-      </w:r>
-      <w:proofErr w:type="spellStart"/>
-      <w:r>
-        <w:rPr>
-          <w:rFonts w:ascii="Arial Black" w:eastAsia="Times New Roman" w:hAnsi="Arial Black" w:cs="Arial"/>
-          <w:color w:val="222222"/>
-          <w:sz w:val="20"/>
-          <w:szCs w:val="20"/>
-          <w:bdr w:val="single" w:sz="2" w:space="0" w:color="E3E3E3" w:frame="1"/>
-        </w:rPr>
-        <w:t>шлюз</w:t>
-      </w:r>
-      <w:proofErr w:type="spellEnd"/>
-      <w:r>
-        <w:rPr>
-          <w:rFonts w:ascii="Arial Black" w:eastAsia="Times New Roman" w:hAnsi="Arial Black" w:cs="Arial"/>
-          <w:color w:val="222222"/>
-          <w:sz w:val="20"/>
-          <w:szCs w:val="20"/>
-          <w:bdr w:val="single" w:sz="2" w:space="0" w:color="E3E3E3" w:frame="1"/>
-        </w:rPr>
-        <w:t xml:space="preserve"> -&gt; Kafka</w:t>
+          <w:lang w:val="ru-RU"/>
+        </w:rPr>
+        <w:t>Тогда:</w:t>
+      </w:r>
+    </w:p>
+    <w:p>
+      <w:pPr>
+        <w:shd w:val="clear" w:color="auto" w:fill="FFFFFF"/>
+        <w:spacing w:after="0" w:line="240" w:lineRule="auto"/>
+        <w:rPr>
+          <w:rFonts w:ascii="Arial Black" w:eastAsia="Times New Roman" w:hAnsi="Arial Black" w:cs="Arial"/>
+          <w:color w:val="222222"/>
+          <w:sz w:val="20"/>
+          <w:szCs w:val="20"/>
+          <w:bdr w:val="single" w:sz="2" w:space="0" w:color="E3E3E3" w:frame="1"/>
+          <w:lang w:val="ru-RU"/>
+        </w:rPr>
+      </w:pPr>
+      <w:r>
+        <w:rPr>
+          <w:rFonts w:ascii="Arial Black" w:eastAsia="Times New Roman" w:hAnsi="Arial Black" w:cs="Arial"/>
+          <w:color w:val="222222"/>
+          <w:sz w:val="20"/>
+          <w:szCs w:val="20"/>
+          <w:bdr w:val="single" w:sz="2" w:space="0" w:color="E3E3E3" w:frame="1"/>
+          <w:lang w:val="ru-RU"/>
+        </w:rPr>
+        <w:t xml:space="preserve">Ваш </w:t>
+      </w:r>
+      <w:r>
+        <w:rPr>
+          <w:rFonts w:ascii="Arial Black" w:eastAsia="Times New Roman" w:hAnsi="Arial Black" w:cs="Arial"/>
+          <w:color w:val="222222"/>
+          <w:sz w:val="20"/>
+          <w:szCs w:val="20"/>
+          <w:bdr w:val="single" w:sz="2" w:space="0" w:color="E3E3E3" w:frame="1"/>
+        </w:rPr>
+        <w:t>Aspire</w:t>
+      </w:r>
+      <w:r>
+        <w:rPr>
+          <w:rFonts w:ascii="Arial Black" w:eastAsia="Times New Roman" w:hAnsi="Arial Black" w:cs="Arial"/>
+          <w:color w:val="222222"/>
+          <w:sz w:val="20"/>
+          <w:szCs w:val="20"/>
+          <w:bdr w:val="single" w:sz="2" w:space="0" w:color="E3E3E3" w:frame="1"/>
+          <w:lang w:val="ru-RU"/>
+        </w:rPr>
+        <w:t xml:space="preserve"> -&gt; розеточная панель -&gt; </w:t>
+      </w:r>
+      <w:r>
+        <w:rPr>
+          <w:rFonts w:ascii="Arial Black" w:eastAsia="Times New Roman" w:hAnsi="Arial Black" w:cs="Arial"/>
+          <w:color w:val="222222"/>
+          <w:sz w:val="20"/>
+          <w:szCs w:val="20"/>
+          <w:bdr w:val="single" w:sz="2" w:space="0" w:color="E3E3E3" w:frame="1"/>
+        </w:rPr>
+        <w:t>Kafka</w:t>
+      </w:r>
+      <w:r>
+        <w:rPr>
+          <w:rFonts w:ascii="Arial Black" w:eastAsia="Times New Roman" w:hAnsi="Arial Black" w:cs="Arial"/>
+          <w:color w:val="222222"/>
+          <w:sz w:val="20"/>
+          <w:szCs w:val="20"/>
+          <w:bdr w:val="single" w:sz="2" w:space="0" w:color="E3E3E3" w:frame="1"/>
+          <w:lang w:val="ru-RU"/>
+        </w:rPr>
+        <w:t xml:space="preserve"> Чужой </w:t>
+      </w:r>
+      <w:r>
+        <w:rPr>
+          <w:rFonts w:ascii="Arial Black" w:eastAsia="Times New Roman" w:hAnsi="Arial Black" w:cs="Arial"/>
+          <w:color w:val="222222"/>
+          <w:sz w:val="20"/>
+          <w:szCs w:val="20"/>
+          <w:bdr w:val="single" w:sz="2" w:space="0" w:color="E3E3E3" w:frame="1"/>
+        </w:rPr>
+        <w:t>Aspire</w:t>
+      </w:r>
+      <w:r>
+        <w:rPr>
+          <w:rFonts w:ascii="Arial Black" w:eastAsia="Times New Roman" w:hAnsi="Arial Black" w:cs="Arial"/>
+          <w:color w:val="222222"/>
+          <w:sz w:val="20"/>
+          <w:szCs w:val="20"/>
+          <w:bdr w:val="single" w:sz="2" w:space="0" w:color="E3E3E3" w:frame="1"/>
+          <w:lang w:val="ru-RU"/>
+        </w:rPr>
+        <w:t xml:space="preserve"> -&gt; его интеграционный шлюз -&gt; </w:t>
+      </w:r>
+      <w:r>
+        <w:rPr>
+          <w:rFonts w:ascii="Arial Black" w:eastAsia="Times New Roman" w:hAnsi="Arial Black" w:cs="Arial"/>
+          <w:color w:val="222222"/>
+          <w:sz w:val="20"/>
+          <w:szCs w:val="20"/>
+          <w:bdr w:val="single" w:sz="2" w:space="0" w:color="E3E3E3" w:frame="1"/>
+        </w:rPr>
+        <w:t>Kafka</w:t>
       </w:r>
     </w:p>
     <w:p>
@@ -41224,7 +41131,32 @@
           <w:bdr w:val="single" w:sz="2" w:space="0" w:color="E3E3E3" w:frame="1"/>
           <w:lang w:val="ru-RU"/>
         </w:rPr>
-        <w:t xml:space="preserve"> 2. Контекст -&gt; </w:t>
+        <w:t xml:space="preserve"> </w:t>
+      </w:r>
+    </w:p>
+    <w:p>
+      <w:pPr>
+        <w:shd w:val="clear" w:color="auto" w:fill="FFFFFF"/>
+        <w:spacing w:after="0" w:line="240" w:lineRule="auto"/>
+        <w:rPr>
+          <w:rFonts w:ascii="Arial Black" w:eastAsia="Times New Roman" w:hAnsi="Arial Black" w:cs="Arial"/>
+          <w:color w:val="222222"/>
+          <w:sz w:val="20"/>
+          <w:szCs w:val="20"/>
+          <w:bdr w:val="single" w:sz="2" w:space="0" w:color="E3E3E3" w:frame="1"/>
+          <w:lang w:val="ru-RU"/>
+        </w:rPr>
+      </w:pPr>
+      <w:r>
+        <w:rPr>
+          <w:rFonts w:ascii="Arial Black" w:eastAsia="Times New Roman" w:hAnsi="Arial Black" w:cs="Arial"/>
+          <w:color w:val="222222"/>
+          <w:sz w:val="20"/>
+          <w:szCs w:val="20"/>
+          <w:bdr w:val="single" w:sz="2" w:space="0" w:color="E3E3E3" w:frame="1"/>
+          <w:lang w:val="ru-RU"/>
+        </w:rPr>
+        <w:t xml:space="preserve">2. Контекст -&gt; </w:t>
       </w:r>
       <w:r>
         <w:rPr>
